--- a/docs/rapp-workshop/downloads/Example Inputs/02 Facilities Maintenance FAQ.docx
+++ b/docs/rapp-workshop/downloads/Example Inputs/02 Facilities Maintenance FAQ.docx
@@ -79,7 +79,7 @@
           <w:sz w:val="24"/>
           <w:szCs w:val="24"/>
         </w:rPr>
-        <w:t xml:space="preserve">Documents → Copilot Studio</w:t>
+        <w:t xml:space="preserve">Use case → Local Brainstem agent</w:t>
       </w:r>
     </w:p>
     <w:tbl>
